--- a/Documentation/Week 3/Minutes_Group21_Wk3.docx
+++ b/Documentation/Week 3/Minutes_Group21_Wk3.docx
@@ -455,6 +455,35 @@
                 <w:lang w:val="en-US"/>
               </w:rPr>
             </w:pPr>
+            <w:r>
+              <w:rPr>
+                <w:sz w:val="20"/>
+                <w:szCs w:val="20"/>
+                <w:lang w:val="en-US"/>
+              </w:rPr>
+              <w:t>Roles</w:t>
+            </w:r>
+          </w:p>
+          <w:p>
+            <w:pPr>
+              <w:tabs>
+                <w:tab w:val="center" w:pos="4513"/>
+                <w:tab w:val="left" w:pos="5844"/>
+              </w:tabs>
+              <w:rPr>
+                <w:sz w:val="20"/>
+                <w:szCs w:val="20"/>
+                <w:lang w:val="en-US"/>
+              </w:rPr>
+            </w:pPr>
+            <w:r>
+              <w:rPr>
+                <w:sz w:val="20"/>
+                <w:szCs w:val="20"/>
+                <w:lang w:val="en-US"/>
+              </w:rPr>
+              <w:t>&amp; Structure</w:t>
+            </w:r>
           </w:p>
         </w:tc>
         <w:tc>
@@ -473,6 +502,14 @@
                 <w:lang w:val="en-US"/>
               </w:rPr>
             </w:pPr>
+            <w:r>
+              <w:rPr>
+                <w:sz w:val="20"/>
+                <w:szCs w:val="20"/>
+                <w:lang w:val="en-US"/>
+              </w:rPr>
+              <w:t>Revisited Roles</w:t>
+            </w:r>
           </w:p>
         </w:tc>
         <w:tc>
@@ -603,6 +640,14 @@
                 <w:lang w:val="en-US"/>
               </w:rPr>
             </w:pPr>
+            <w:r>
+              <w:rPr>
+                <w:sz w:val="20"/>
+                <w:szCs w:val="20"/>
+                <w:lang w:val="en-US"/>
+              </w:rPr>
+              <w:t>1110</w:t>
+            </w:r>
           </w:p>
         </w:tc>
         <w:tc>
@@ -639,6 +684,354 @@
                 <w:lang w:val="en-US"/>
               </w:rPr>
             </w:pPr>
+            <w:r>
+              <w:rPr>
+                <w:sz w:val="20"/>
+                <w:szCs w:val="20"/>
+                <w:lang w:val="en-US"/>
+              </w:rPr>
+              <w:t>Ubuntu installs</w:t>
+            </w:r>
+          </w:p>
+        </w:tc>
+        <w:tc>
+          <w:tcPr>
+            <w:tcW w:w="3969" w:type="dxa"/>
+          </w:tcPr>
+          <w:p>
+            <w:pPr>
+              <w:tabs>
+                <w:tab w:val="center" w:pos="4513"/>
+                <w:tab w:val="left" w:pos="5844"/>
+              </w:tabs>
+              <w:rPr>
+                <w:sz w:val="20"/>
+                <w:szCs w:val="20"/>
+                <w:lang w:val="en-US"/>
+              </w:rPr>
+            </w:pPr>
+          </w:p>
+        </w:tc>
+        <w:tc>
+          <w:tcPr>
+            <w:tcW w:w="3686" w:type="dxa"/>
+          </w:tcPr>
+          <w:p>
+            <w:pPr>
+              <w:tabs>
+                <w:tab w:val="center" w:pos="4513"/>
+                <w:tab w:val="left" w:pos="5844"/>
+              </w:tabs>
+              <w:rPr>
+                <w:sz w:val="20"/>
+                <w:szCs w:val="20"/>
+                <w:lang w:val="en-US"/>
+              </w:rPr>
+            </w:pPr>
+          </w:p>
+        </w:tc>
+      </w:tr>
+      <w:tr>
+        <w:tc>
+          <w:tcPr>
+            <w:tcW w:w="822" w:type="dxa"/>
+          </w:tcPr>
+          <w:p>
+            <w:pPr>
+              <w:tabs>
+                <w:tab w:val="center" w:pos="4513"/>
+                <w:tab w:val="left" w:pos="5844"/>
+              </w:tabs>
+              <w:rPr>
+                <w:sz w:val="20"/>
+                <w:szCs w:val="20"/>
+                <w:lang w:val="en-US"/>
+              </w:rPr>
+            </w:pPr>
+            <w:r>
+              <w:rPr>
+                <w:sz w:val="20"/>
+                <w:szCs w:val="20"/>
+                <w:lang w:val="en-US"/>
+              </w:rPr>
+              <w:t>1120</w:t>
+            </w:r>
+          </w:p>
+        </w:tc>
+        <w:tc>
+          <w:tcPr>
+            <w:tcW w:w="987" w:type="dxa"/>
+          </w:tcPr>
+          <w:p>
+            <w:pPr>
+              <w:tabs>
+                <w:tab w:val="center" w:pos="4513"/>
+                <w:tab w:val="left" w:pos="5844"/>
+              </w:tabs>
+              <w:rPr>
+                <w:sz w:val="20"/>
+                <w:szCs w:val="20"/>
+                <w:lang w:val="en-US"/>
+              </w:rPr>
+            </w:pPr>
+          </w:p>
+        </w:tc>
+        <w:tc>
+          <w:tcPr>
+            <w:tcW w:w="2160" w:type="dxa"/>
+          </w:tcPr>
+          <w:p>
+            <w:pPr>
+              <w:tabs>
+                <w:tab w:val="center" w:pos="4513"/>
+                <w:tab w:val="left" w:pos="5844"/>
+              </w:tabs>
+              <w:rPr>
+                <w:sz w:val="20"/>
+                <w:szCs w:val="20"/>
+                <w:lang w:val="en-US"/>
+              </w:rPr>
+            </w:pPr>
+            <w:r>
+              <w:rPr>
+                <w:sz w:val="20"/>
+                <w:szCs w:val="20"/>
+                <w:lang w:val="en-US"/>
+              </w:rPr>
+              <w:t>Mujoco</w:t>
+            </w:r>
+          </w:p>
+        </w:tc>
+        <w:tc>
+          <w:tcPr>
+            <w:tcW w:w="3969" w:type="dxa"/>
+          </w:tcPr>
+          <w:p>
+            <w:pPr>
+              <w:tabs>
+                <w:tab w:val="center" w:pos="4513"/>
+                <w:tab w:val="left" w:pos="5844"/>
+              </w:tabs>
+              <w:rPr>
+                <w:sz w:val="20"/>
+                <w:szCs w:val="20"/>
+                <w:lang w:val="en-US"/>
+              </w:rPr>
+            </w:pPr>
+          </w:p>
+        </w:tc>
+        <w:tc>
+          <w:tcPr>
+            <w:tcW w:w="3686" w:type="dxa"/>
+          </w:tcPr>
+          <w:p>
+            <w:pPr>
+              <w:tabs>
+                <w:tab w:val="center" w:pos="4513"/>
+                <w:tab w:val="left" w:pos="5844"/>
+              </w:tabs>
+              <w:rPr>
+                <w:sz w:val="20"/>
+                <w:szCs w:val="20"/>
+                <w:lang w:val="en-US"/>
+              </w:rPr>
+            </w:pPr>
+          </w:p>
+        </w:tc>
+      </w:tr>
+      <w:tr>
+        <w:tc>
+          <w:tcPr>
+            <w:tcW w:w="822" w:type="dxa"/>
+          </w:tcPr>
+          <w:p>
+            <w:pPr>
+              <w:tabs>
+                <w:tab w:val="center" w:pos="4513"/>
+                <w:tab w:val="left" w:pos="5844"/>
+              </w:tabs>
+              <w:rPr>
+                <w:sz w:val="20"/>
+                <w:szCs w:val="20"/>
+                <w:lang w:val="en-US"/>
+              </w:rPr>
+            </w:pPr>
+            <w:r>
+              <w:rPr>
+                <w:sz w:val="20"/>
+                <w:szCs w:val="20"/>
+                <w:lang w:val="en-US"/>
+              </w:rPr>
+              <w:t>11</w:t>
+            </w:r>
+            <w:r>
+              <w:rPr>
+                <w:sz w:val="20"/>
+                <w:szCs w:val="20"/>
+                <w:lang w:val="en-US"/>
+              </w:rPr>
+              <w:t>30</w:t>
+            </w:r>
+          </w:p>
+        </w:tc>
+        <w:tc>
+          <w:tcPr>
+            <w:tcW w:w="987" w:type="dxa"/>
+          </w:tcPr>
+          <w:p>
+            <w:pPr>
+              <w:tabs>
+                <w:tab w:val="center" w:pos="4513"/>
+                <w:tab w:val="left" w:pos="5844"/>
+              </w:tabs>
+              <w:rPr>
+                <w:sz w:val="20"/>
+                <w:szCs w:val="20"/>
+                <w:lang w:val="en-US"/>
+              </w:rPr>
+            </w:pPr>
+          </w:p>
+        </w:tc>
+        <w:tc>
+          <w:tcPr>
+            <w:tcW w:w="2160" w:type="dxa"/>
+          </w:tcPr>
+          <w:p>
+            <w:pPr>
+              <w:tabs>
+                <w:tab w:val="center" w:pos="4513"/>
+                <w:tab w:val="left" w:pos="5844"/>
+              </w:tabs>
+              <w:rPr>
+                <w:sz w:val="20"/>
+                <w:szCs w:val="20"/>
+                <w:lang w:val="en-US"/>
+              </w:rPr>
+            </w:pPr>
+            <w:r>
+              <w:rPr>
+                <w:sz w:val="20"/>
+                <w:szCs w:val="20"/>
+                <w:lang w:val="en-US"/>
+              </w:rPr>
+              <w:t>Skills and Tools Audit</w:t>
+            </w:r>
+          </w:p>
+        </w:tc>
+        <w:tc>
+          <w:tcPr>
+            <w:tcW w:w="3969" w:type="dxa"/>
+          </w:tcPr>
+          <w:p>
+            <w:pPr>
+              <w:tabs>
+                <w:tab w:val="center" w:pos="4513"/>
+                <w:tab w:val="left" w:pos="5844"/>
+              </w:tabs>
+              <w:rPr>
+                <w:sz w:val="20"/>
+                <w:szCs w:val="20"/>
+                <w:lang w:val="en-US"/>
+              </w:rPr>
+            </w:pPr>
+          </w:p>
+        </w:tc>
+        <w:tc>
+          <w:tcPr>
+            <w:tcW w:w="3686" w:type="dxa"/>
+          </w:tcPr>
+          <w:p>
+            <w:pPr>
+              <w:tabs>
+                <w:tab w:val="center" w:pos="4513"/>
+                <w:tab w:val="left" w:pos="5844"/>
+              </w:tabs>
+              <w:rPr>
+                <w:sz w:val="20"/>
+                <w:szCs w:val="20"/>
+                <w:lang w:val="en-US"/>
+              </w:rPr>
+            </w:pPr>
+          </w:p>
+        </w:tc>
+      </w:tr>
+      <w:tr>
+        <w:tc>
+          <w:tcPr>
+            <w:tcW w:w="822" w:type="dxa"/>
+          </w:tcPr>
+          <w:p>
+            <w:pPr>
+              <w:tabs>
+                <w:tab w:val="center" w:pos="4513"/>
+                <w:tab w:val="left" w:pos="5844"/>
+              </w:tabs>
+              <w:rPr>
+                <w:sz w:val="20"/>
+                <w:szCs w:val="20"/>
+                <w:lang w:val="en-US"/>
+              </w:rPr>
+            </w:pPr>
+            <w:r>
+              <w:rPr>
+                <w:sz w:val="20"/>
+                <w:szCs w:val="20"/>
+                <w:lang w:val="en-US"/>
+              </w:rPr>
+              <w:t>1145</w:t>
+            </w:r>
+          </w:p>
+        </w:tc>
+        <w:tc>
+          <w:tcPr>
+            <w:tcW w:w="987" w:type="dxa"/>
+          </w:tcPr>
+          <w:p>
+            <w:pPr>
+              <w:tabs>
+                <w:tab w:val="center" w:pos="4513"/>
+                <w:tab w:val="left" w:pos="5844"/>
+              </w:tabs>
+              <w:rPr>
+                <w:sz w:val="20"/>
+                <w:szCs w:val="20"/>
+                <w:lang w:val="en-US"/>
+              </w:rPr>
+            </w:pPr>
+          </w:p>
+        </w:tc>
+        <w:tc>
+          <w:tcPr>
+            <w:tcW w:w="2160" w:type="dxa"/>
+          </w:tcPr>
+          <w:p>
+            <w:pPr>
+              <w:tabs>
+                <w:tab w:val="center" w:pos="4513"/>
+                <w:tab w:val="left" w:pos="5844"/>
+              </w:tabs>
+              <w:rPr>
+                <w:sz w:val="20"/>
+                <w:szCs w:val="20"/>
+                <w:lang w:val="en-US"/>
+              </w:rPr>
+            </w:pPr>
+            <w:r>
+              <w:rPr>
+                <w:sz w:val="20"/>
+                <w:szCs w:val="20"/>
+                <w:lang w:val="en-US"/>
+              </w:rPr>
+              <w:t xml:space="preserve">Sprint Deliverables </w:t>
+            </w:r>
+            <w:r>
+              <w:rPr>
+                <w:sz w:val="20"/>
+                <w:szCs w:val="20"/>
+                <w:lang w:val="en-US"/>
+              </w:rPr>
+              <w:t>Divide up</w:t>
+            </w:r>
           </w:p>
         </w:tc>
         <w:tc>

--- a/Documentation/Week 3/Minutes_Group21_Wk3.docx
+++ b/Documentation/Week 3/Minutes_Group21_Wk3.docx
@@ -150,6 +150,12 @@
         </w:rPr>
         <w:t>Murphy, Dylan</w:t>
       </w:r>
+      <w:r>
+        <w:rPr>
+          <w:lang w:val="en-US"/>
+        </w:rPr>
+        <w:t>, Terry, Dhava</w:t>
+      </w:r>
     </w:p>
     <w:p>
       <w:pPr>
@@ -241,6 +247,12 @@
           <w:lang w:val="en-US"/>
         </w:rPr>
         <w:t xml:space="preserve"> </w:t>
+      </w:r>
+      <w:r>
+        <w:rPr>
+          <w:lang w:val="en-US"/>
+        </w:rPr>
+        <w:t>11.55am</w:t>
       </w:r>
     </w:p>
     <w:tbl>
@@ -437,6 +449,14 @@
                 <w:lang w:val="en-US"/>
               </w:rPr>
             </w:pPr>
+            <w:r>
+              <w:rPr>
+                <w:sz w:val="20"/>
+                <w:szCs w:val="20"/>
+                <w:lang w:val="en-US"/>
+              </w:rPr>
+              <w:t>1</w:t>
+            </w:r>
           </w:p>
         </w:tc>
         <w:tc>
@@ -510,6 +530,30 @@
               </w:rPr>
               <w:t>Revisited Roles</w:t>
             </w:r>
+            <w:r>
+              <w:rPr>
+                <w:sz w:val="20"/>
+                <w:szCs w:val="20"/>
+                <w:lang w:val="en-US"/>
+              </w:rPr>
+              <w:t xml:space="preserve">. Roles should be based on </w:t>
+            </w:r>
+            <w:r>
+              <w:rPr>
+                <w:sz w:val="20"/>
+                <w:szCs w:val="20"/>
+                <w:lang w:val="en-US"/>
+              </w:rPr>
+              <w:t xml:space="preserve">required aspect </w:t>
+            </w:r>
+            <w:r>
+              <w:rPr>
+                <w:sz w:val="20"/>
+                <w:szCs w:val="20"/>
+                <w:lang w:val="en-US"/>
+              </w:rPr>
+              <w:t>to develop, not on strict ‘titles’</w:t>
+            </w:r>
           </w:p>
         </w:tc>
         <w:tc>
@@ -528,6 +572,14 @@
                 <w:lang w:val="en-US"/>
               </w:rPr>
             </w:pPr>
+            <w:r>
+              <w:rPr>
+                <w:sz w:val="20"/>
+                <w:szCs w:val="20"/>
+                <w:lang w:val="en-US"/>
+              </w:rPr>
+              <w:t>Christo to reassign roles into teams</w:t>
+            </w:r>
           </w:p>
         </w:tc>
       </w:tr>
@@ -548,6 +600,14 @@
                 <w:lang w:val="en-US"/>
               </w:rPr>
             </w:pPr>
+            <w:r>
+              <w:rPr>
+                <w:sz w:val="20"/>
+                <w:szCs w:val="20"/>
+                <w:lang w:val="en-US"/>
+              </w:rPr>
+              <w:t>1110</w:t>
+            </w:r>
           </w:p>
         </w:tc>
         <w:tc>
@@ -566,6 +626,14 @@
                 <w:lang w:val="en-US"/>
               </w:rPr>
             </w:pPr>
+            <w:r>
+              <w:rPr>
+                <w:sz w:val="20"/>
+                <w:szCs w:val="20"/>
+                <w:lang w:val="en-US"/>
+              </w:rPr>
+              <w:t>2</w:t>
+            </w:r>
           </w:p>
         </w:tc>
         <w:tc>
@@ -584,6 +652,14 @@
                 <w:lang w:val="en-US"/>
               </w:rPr>
             </w:pPr>
+            <w:r>
+              <w:rPr>
+                <w:sz w:val="20"/>
+                <w:szCs w:val="20"/>
+                <w:lang w:val="en-US"/>
+              </w:rPr>
+              <w:t>Ubuntu installs</w:t>
+            </w:r>
           </w:p>
         </w:tc>
         <w:tc>
@@ -602,6 +678,22 @@
                 <w:lang w:val="en-US"/>
               </w:rPr>
             </w:pPr>
+            <w:r>
+              <w:rPr>
+                <w:sz w:val="20"/>
+                <w:szCs w:val="20"/>
+                <w:lang w:val="en-US"/>
+              </w:rPr>
+              <w:t>Discussed different versions of Ubuntu 22</w:t>
+            </w:r>
+            <w:r>
+              <w:rPr>
+                <w:sz w:val="20"/>
+                <w:szCs w:val="20"/>
+                <w:lang w:val="en-US"/>
+              </w:rPr>
+              <w:t xml:space="preserve"> (ARM64 vs amd64)</w:t>
+            </w:r>
           </w:p>
         </w:tc>
         <w:tc>
@@ -620,6 +712,202 @@
                 <w:lang w:val="en-US"/>
               </w:rPr>
             </w:pPr>
+            <w:r>
+              <w:rPr>
+                <w:sz w:val="20"/>
+                <w:szCs w:val="20"/>
+                <w:lang w:val="en-US"/>
+              </w:rPr>
+              <w:t xml:space="preserve">Everyone to install </w:t>
+            </w:r>
+            <w:r>
+              <w:rPr>
+                <w:sz w:val="20"/>
+                <w:szCs w:val="20"/>
+                <w:lang w:val="en-US"/>
+              </w:rPr>
+              <w:t>U</w:t>
+            </w:r>
+            <w:r>
+              <w:rPr>
+                <w:sz w:val="20"/>
+                <w:szCs w:val="20"/>
+                <w:lang w:val="en-US"/>
+              </w:rPr>
+              <w:t>buntu</w:t>
+            </w:r>
+            <w:r>
+              <w:rPr>
+                <w:sz w:val="20"/>
+                <w:szCs w:val="20"/>
+                <w:lang w:val="en-US"/>
+              </w:rPr>
+              <w:t xml:space="preserve"> and dependables</w:t>
+            </w:r>
+            <w:r>
+              <w:rPr>
+                <w:sz w:val="20"/>
+                <w:szCs w:val="20"/>
+                <w:lang w:val="en-US"/>
+              </w:rPr>
+              <w:t xml:space="preserve"> in some manner</w:t>
+            </w:r>
+          </w:p>
+          <w:p>
+            <w:pPr>
+              <w:pStyle w:val="ListParagraph"/>
+              <w:numPr>
+                <w:ilvl w:val="0"/>
+                <w:numId w:val="1"/>
+              </w:numPr>
+              <w:tabs>
+                <w:tab w:val="center" w:pos="4513"/>
+                <w:tab w:val="left" w:pos="5844"/>
+              </w:tabs>
+              <w:rPr>
+                <w:sz w:val="20"/>
+                <w:szCs w:val="20"/>
+                <w:lang w:val="en-US"/>
+              </w:rPr>
+            </w:pPr>
+            <w:r>
+              <w:rPr>
+                <w:sz w:val="20"/>
+                <w:szCs w:val="20"/>
+                <w:lang w:val="en-US"/>
+              </w:rPr>
+              <w:t>Github</w:t>
+            </w:r>
+          </w:p>
+          <w:p>
+            <w:pPr>
+              <w:pStyle w:val="ListParagraph"/>
+              <w:numPr>
+                <w:ilvl w:val="0"/>
+                <w:numId w:val="1"/>
+              </w:numPr>
+              <w:tabs>
+                <w:tab w:val="center" w:pos="4513"/>
+                <w:tab w:val="left" w:pos="5844"/>
+              </w:tabs>
+              <w:rPr>
+                <w:sz w:val="20"/>
+                <w:szCs w:val="20"/>
+                <w:lang w:val="en-US"/>
+              </w:rPr>
+            </w:pPr>
+            <w:r>
+              <w:rPr>
+                <w:sz w:val="20"/>
+                <w:szCs w:val="20"/>
+                <w:lang w:val="en-US"/>
+              </w:rPr>
+              <w:t>Python</w:t>
+            </w:r>
+          </w:p>
+          <w:p>
+            <w:pPr>
+              <w:pStyle w:val="ListParagraph"/>
+              <w:numPr>
+                <w:ilvl w:val="0"/>
+                <w:numId w:val="1"/>
+              </w:numPr>
+              <w:tabs>
+                <w:tab w:val="center" w:pos="4513"/>
+                <w:tab w:val="left" w:pos="5844"/>
+              </w:tabs>
+              <w:rPr>
+                <w:sz w:val="20"/>
+                <w:szCs w:val="20"/>
+                <w:lang w:val="en-US"/>
+              </w:rPr>
+            </w:pPr>
+            <w:r>
+              <w:rPr>
+                <w:sz w:val="20"/>
+                <w:szCs w:val="20"/>
+                <w:lang w:val="en-US"/>
+              </w:rPr>
+              <w:t>VSCode</w:t>
+            </w:r>
+          </w:p>
+          <w:p>
+            <w:pPr>
+              <w:pStyle w:val="ListParagraph"/>
+              <w:numPr>
+                <w:ilvl w:val="0"/>
+                <w:numId w:val="1"/>
+              </w:numPr>
+              <w:tabs>
+                <w:tab w:val="center" w:pos="4513"/>
+                <w:tab w:val="left" w:pos="5844"/>
+              </w:tabs>
+              <w:rPr>
+                <w:sz w:val="20"/>
+                <w:szCs w:val="20"/>
+                <w:lang w:val="en-US"/>
+              </w:rPr>
+            </w:pPr>
+            <w:r>
+              <w:rPr>
+                <w:sz w:val="20"/>
+                <w:szCs w:val="20"/>
+                <w:lang w:val="en-US"/>
+              </w:rPr>
+              <w:t>Mujoco</w:t>
+            </w:r>
+          </w:p>
+          <w:p>
+            <w:pPr>
+              <w:pStyle w:val="ListParagraph"/>
+              <w:numPr>
+                <w:ilvl w:val="0"/>
+                <w:numId w:val="1"/>
+              </w:numPr>
+              <w:tabs>
+                <w:tab w:val="center" w:pos="4513"/>
+                <w:tab w:val="left" w:pos="5844"/>
+              </w:tabs>
+              <w:rPr>
+                <w:sz w:val="20"/>
+                <w:szCs w:val="20"/>
+                <w:lang w:val="en-US"/>
+              </w:rPr>
+            </w:pPr>
+            <w:r>
+              <w:rPr>
+                <w:sz w:val="20"/>
+                <w:szCs w:val="20"/>
+                <w:lang w:val="en-US"/>
+              </w:rPr>
+              <w:t>Unitree Python SDK</w:t>
+            </w:r>
+          </w:p>
+          <w:p>
+            <w:pPr>
+              <w:pStyle w:val="ListParagraph"/>
+              <w:numPr>
+                <w:ilvl w:val="0"/>
+                <w:numId w:val="1"/>
+              </w:numPr>
+              <w:tabs>
+                <w:tab w:val="center" w:pos="4513"/>
+                <w:tab w:val="left" w:pos="5844"/>
+              </w:tabs>
+              <w:rPr>
+                <w:sz w:val="20"/>
+                <w:szCs w:val="20"/>
+                <w:lang w:val="en-US"/>
+              </w:rPr>
+            </w:pPr>
+            <w:r>
+              <w:rPr>
+                <w:sz w:val="20"/>
+                <w:szCs w:val="20"/>
+                <w:lang w:val="en-US"/>
+              </w:rPr>
+              <w:t>Other dependencies to follow</w:t>
+            </w:r>
           </w:p>
         </w:tc>
       </w:tr>
@@ -646,7 +934,7 @@
                 <w:szCs w:val="20"/>
                 <w:lang w:val="en-US"/>
               </w:rPr>
-              <w:t>1110</w:t>
+              <w:t>1120</w:t>
             </w:r>
           </w:p>
         </w:tc>
@@ -666,6 +954,14 @@
                 <w:lang w:val="en-US"/>
               </w:rPr>
             </w:pPr>
+            <w:r>
+              <w:rPr>
+                <w:sz w:val="20"/>
+                <w:szCs w:val="20"/>
+                <w:lang w:val="en-US"/>
+              </w:rPr>
+              <w:t>3</w:t>
+            </w:r>
           </w:p>
         </w:tc>
         <w:tc>
@@ -690,7 +986,7 @@
                 <w:szCs w:val="20"/>
                 <w:lang w:val="en-US"/>
               </w:rPr>
-              <w:t>Ubuntu installs</w:t>
+              <w:t>Mujoco</w:t>
             </w:r>
           </w:p>
         </w:tc>
@@ -710,6 +1006,22 @@
                 <w:lang w:val="en-US"/>
               </w:rPr>
             </w:pPr>
+            <w:r>
+              <w:rPr>
+                <w:sz w:val="20"/>
+                <w:szCs w:val="20"/>
+                <w:lang w:val="en-US"/>
+              </w:rPr>
+              <w:t>Discussed Mujoco</w:t>
+            </w:r>
+            <w:r>
+              <w:rPr>
+                <w:sz w:val="20"/>
+                <w:szCs w:val="20"/>
+                <w:lang w:val="en-US"/>
+              </w:rPr>
+              <w:t>, Unitree’s simulation software.</w:t>
+            </w:r>
           </w:p>
         </w:tc>
         <w:tc>
@@ -754,7 +1066,15 @@
                 <w:szCs w:val="20"/>
                 <w:lang w:val="en-US"/>
               </w:rPr>
-              <w:t>1120</w:t>
+              <w:t>11</w:t>
+            </w:r>
+            <w:r>
+              <w:rPr>
+                <w:sz w:val="20"/>
+                <w:szCs w:val="20"/>
+                <w:lang w:val="en-US"/>
+              </w:rPr>
+              <w:t>30</w:t>
             </w:r>
           </w:p>
         </w:tc>
@@ -774,6 +1094,14 @@
                 <w:lang w:val="en-US"/>
               </w:rPr>
             </w:pPr>
+            <w:r>
+              <w:rPr>
+                <w:sz w:val="20"/>
+                <w:szCs w:val="20"/>
+                <w:lang w:val="en-US"/>
+              </w:rPr>
+              <w:t>4</w:t>
+            </w:r>
           </w:p>
         </w:tc>
         <w:tc>
@@ -798,7 +1126,23 @@
                 <w:szCs w:val="20"/>
                 <w:lang w:val="en-US"/>
               </w:rPr>
-              <w:t>Mujoco</w:t>
+              <w:t xml:space="preserve">Skills and </w:t>
+            </w:r>
+            <w:r>
+              <w:rPr>
+                <w:sz w:val="20"/>
+                <w:szCs w:val="20"/>
+                <w:lang w:val="en-US"/>
+              </w:rPr>
+              <w:t>Resources</w:t>
+            </w:r>
+            <w:r>
+              <w:rPr>
+                <w:sz w:val="20"/>
+                <w:szCs w:val="20"/>
+                <w:lang w:val="en-US"/>
+              </w:rPr>
+              <w:t xml:space="preserve"> Audit</w:t>
             </w:r>
           </w:p>
         </w:tc>
@@ -818,6 +1162,22 @@
                 <w:lang w:val="en-US"/>
               </w:rPr>
             </w:pPr>
+            <w:r>
+              <w:rPr>
+                <w:sz w:val="20"/>
+                <w:szCs w:val="20"/>
+                <w:lang w:val="en-US"/>
+              </w:rPr>
+              <w:t xml:space="preserve">Went through and recorded known skills and tools to learn and use </w:t>
+            </w:r>
+            <w:r>
+              <w:rPr>
+                <w:sz w:val="20"/>
+                <w:szCs w:val="20"/>
+                <w:lang w:val="en-US"/>
+              </w:rPr>
+              <w:t>in project.</w:t>
+            </w:r>
           </w:p>
         </w:tc>
         <w:tc>
@@ -862,15 +1222,7 @@
                 <w:szCs w:val="20"/>
                 <w:lang w:val="en-US"/>
               </w:rPr>
-              <w:t>11</w:t>
-            </w:r>
-            <w:r>
-              <w:rPr>
-                <w:sz w:val="20"/>
-                <w:szCs w:val="20"/>
-                <w:lang w:val="en-US"/>
-              </w:rPr>
-              <w:t>30</w:t>
+              <w:t>1145</w:t>
             </w:r>
           </w:p>
         </w:tc>
@@ -890,6 +1242,14 @@
                 <w:lang w:val="en-US"/>
               </w:rPr>
             </w:pPr>
+            <w:r>
+              <w:rPr>
+                <w:sz w:val="20"/>
+                <w:szCs w:val="20"/>
+                <w:lang w:val="en-US"/>
+              </w:rPr>
+              <w:t>5</w:t>
+            </w:r>
           </w:p>
         </w:tc>
         <w:tc>
@@ -914,7 +1274,15 @@
                 <w:szCs w:val="20"/>
                 <w:lang w:val="en-US"/>
               </w:rPr>
-              <w:t>Skills and Tools Audit</w:t>
+              <w:t xml:space="preserve">Sprint Deliverables </w:t>
+            </w:r>
+            <w:r>
+              <w:rPr>
+                <w:sz w:val="20"/>
+                <w:szCs w:val="20"/>
+                <w:lang w:val="en-US"/>
+              </w:rPr>
+              <w:t>Divide up</w:t>
             </w:r>
           </w:p>
         </w:tc>
@@ -934,6 +1302,14 @@
                 <w:lang w:val="en-US"/>
               </w:rPr>
             </w:pPr>
+            <w:r>
+              <w:rPr>
+                <w:sz w:val="20"/>
+                <w:szCs w:val="20"/>
+                <w:lang w:val="en-US"/>
+              </w:rPr>
+              <w:t>Discussed and assigned deliverables required at the end of Sprint 1</w:t>
+            </w:r>
           </w:p>
         </w:tc>
         <w:tc>
@@ -952,6 +1328,106 @@
                 <w:lang w:val="en-US"/>
               </w:rPr>
             </w:pPr>
+            <w:r>
+              <w:rPr>
+                <w:sz w:val="20"/>
+                <w:szCs w:val="20"/>
+                <w:lang w:val="en-US"/>
+              </w:rPr>
+              <w:t>Dhava : Risk Register</w:t>
+            </w:r>
+          </w:p>
+          <w:p>
+            <w:pPr>
+              <w:tabs>
+                <w:tab w:val="center" w:pos="4513"/>
+                <w:tab w:val="left" w:pos="5844"/>
+              </w:tabs>
+              <w:rPr>
+                <w:sz w:val="20"/>
+                <w:szCs w:val="20"/>
+                <w:lang w:val="en-US"/>
+              </w:rPr>
+            </w:pPr>
+            <w:r>
+              <w:rPr>
+                <w:sz w:val="20"/>
+                <w:szCs w:val="20"/>
+                <w:lang w:val="en-US"/>
+              </w:rPr>
+              <w:t>Christo : Skills and Resources Audit</w:t>
+            </w:r>
+          </w:p>
+          <w:p>
+            <w:pPr>
+              <w:tabs>
+                <w:tab w:val="center" w:pos="4513"/>
+                <w:tab w:val="left" w:pos="5844"/>
+              </w:tabs>
+              <w:rPr>
+                <w:sz w:val="20"/>
+                <w:szCs w:val="20"/>
+                <w:lang w:val="en-US"/>
+              </w:rPr>
+            </w:pPr>
+            <w:r>
+              <w:rPr>
+                <w:sz w:val="20"/>
+                <w:szCs w:val="20"/>
+                <w:lang w:val="en-US"/>
+              </w:rPr>
+              <w:t xml:space="preserve">Lithasa &amp; Terry : </w:t>
+            </w:r>
+            <w:r>
+              <w:rPr>
+                <w:sz w:val="20"/>
+                <w:szCs w:val="20"/>
+                <w:lang w:val="en-US"/>
+              </w:rPr>
+              <w:t>Stories</w:t>
+            </w:r>
+          </w:p>
+          <w:p>
+            <w:pPr>
+              <w:tabs>
+                <w:tab w:val="center" w:pos="4513"/>
+                <w:tab w:val="left" w:pos="5844"/>
+              </w:tabs>
+              <w:rPr>
+                <w:sz w:val="20"/>
+                <w:szCs w:val="20"/>
+                <w:lang w:val="en-US"/>
+              </w:rPr>
+            </w:pPr>
+            <w:r>
+              <w:rPr>
+                <w:sz w:val="20"/>
+                <w:szCs w:val="20"/>
+                <w:lang w:val="en-US"/>
+              </w:rPr>
+              <w:t>Murphy : Scope</w:t>
+            </w:r>
+          </w:p>
+          <w:p>
+            <w:pPr>
+              <w:tabs>
+                <w:tab w:val="center" w:pos="4513"/>
+                <w:tab w:val="left" w:pos="5844"/>
+              </w:tabs>
+              <w:rPr>
+                <w:sz w:val="20"/>
+                <w:szCs w:val="20"/>
+                <w:lang w:val="en-US"/>
+              </w:rPr>
+            </w:pPr>
+            <w:r>
+              <w:rPr>
+                <w:sz w:val="20"/>
+                <w:szCs w:val="20"/>
+                <w:lang w:val="en-US"/>
+              </w:rPr>
+              <w:t>Dylan : Project Acceptance Tests</w:t>
+            </w:r>
           </w:p>
         </w:tc>
       </w:tr>
@@ -978,7 +1454,7 @@
                 <w:szCs w:val="20"/>
                 <w:lang w:val="en-US"/>
               </w:rPr>
-              <w:t>1145</w:t>
+              <w:t>1155</w:t>
             </w:r>
           </w:p>
         </w:tc>
@@ -998,6 +1474,14 @@
                 <w:lang w:val="en-US"/>
               </w:rPr>
             </w:pPr>
+            <w:r>
+              <w:rPr>
+                <w:sz w:val="20"/>
+                <w:szCs w:val="20"/>
+                <w:lang w:val="en-US"/>
+              </w:rPr>
+              <w:t>6</w:t>
+            </w:r>
           </w:p>
         </w:tc>
         <w:tc>
@@ -1022,15 +1506,7 @@
                 <w:szCs w:val="20"/>
                 <w:lang w:val="en-US"/>
               </w:rPr>
-              <w:t xml:space="preserve">Sprint Deliverables </w:t>
-            </w:r>
-            <w:r>
-              <w:rPr>
-                <w:sz w:val="20"/>
-                <w:szCs w:val="20"/>
-                <w:lang w:val="en-US"/>
-              </w:rPr>
-              <w:t>Divide up</w:t>
+              <w:t>Meeting End</w:t>
             </w:r>
           </w:p>
         </w:tc>
@@ -1093,6 +1569,126 @@
     </w:sectPr>
   </w:body>
 </w:document>
+</file>
+
+<file path=word/numbering.xml><?xml version="1.0" encoding="utf-8"?>
+<w:numbering xmlns:wpc="http://schemas.microsoft.com/office/word/2010/wordprocessingCanvas" xmlns:cx="http://schemas.microsoft.com/office/drawing/2014/chartex" xmlns:cx1="http://schemas.microsoft.com/office/drawing/2015/9/8/chartex" xmlns:cx2="http://schemas.microsoft.com/office/drawing/2015/10/21/chartex" xmlns:cx3="http://schemas.microsoft.com/office/drawing/2016/5/9/chartex" xmlns:cx4="http://schemas.microsoft.com/office/drawing/2016/5/10/chartex" xmlns:cx5="http://schemas.microsoft.com/office/drawing/2016/5/11/chartex" xmlns:cx6="http://schemas.microsoft.com/office/drawing/2016/5/12/chartex" xmlns:cx7="http://schemas.microsoft.com/office/drawing/2016/5/13/chartex" xmlns:cx8="http://schemas.microsoft.com/office/drawing/2016/5/14/chartex" xmlns:mc="http://schemas.openxmlformats.org/markup-compatibility/2006" xmlns:aink="http://schemas.microsoft.com/office/drawing/2016/ink" xmlns:am3d="http://schemas.microsoft.com/office/drawing/2017/model3d" xmlns:o="urn:schemas-microsoft-com:office:office" xmlns:oel="http://schemas.microsoft.com/office/2019/extlst" xmlns:r="http://schemas.openxmlformats.org/officeDocument/2006/relationships" xmlns:m="http://schemas.openxmlformats.org/officeDocument/2006/math" xmlns:v="urn:schemas-microsoft-com:vml" xmlns:wp14="http://schemas.microsoft.com/office/word/2010/wordprocessingDrawing" xmlns:wp="http://schemas.openxmlformats.org/drawingml/2006/wordprocessingDrawing" xmlns:w10="urn:schemas-microsoft-com:office:word" xmlns:w="http://schemas.openxmlformats.org/wordprocessingml/2006/main" xmlns:w14="http://schemas.microsoft.com/office/word/2010/wordml" xmlns:w15="http://schemas.microsoft.com/office/word/2012/wordml" xmlns:w16cei="http://schemas.microsoft.com/office/word/2026/wordml/cei" xmlns:w16cex="http://schemas.microsoft.com/office/word/2018/wordml/cex" xmlns:w16cid="http://schemas.microsoft.com/office/word/2016/wordml/cid" xmlns:w16="http://schemas.microsoft.com/office/word/2018/wordml" xmlns:w16du="http://schemas.microsoft.com/office/word/2023/wordml/word16du" xmlns:w16sdtdh="http://schemas.microsoft.com/office/word/2020/wordml/sdtdatahash" xmlns:w16sdtfl="http://schemas.microsoft.com/office/word/2024/wordml/sdtformatlock" xmlns:w16se="http://schemas.microsoft.com/office/word/2015/wordml/symex" xmlns:wpg="http://schemas.microsoft.com/office/word/2010/wordprocessingGroup" xmlns:wpi="http://schemas.microsoft.com/office/word/2010/wordprocessingInk" xmlns:wne="http://schemas.microsoft.com/office/word/2006/wordml" xmlns:wps="http://schemas.microsoft.com/office/word/2010/wordprocessingShape" mc:Ignorable="w14 w15 w16se w16cid w16 w16cex w16sdtdh w16sdtfl w16du wp14">
+  <w:abstractNum w:abstractNumId="0" w15:restartNumberingAfterBreak="0">
+    <w:nsid w:val="1B0E2A6B"/>
+    <w:multiLevelType w:val="hybridMultilevel"/>
+    <w:tmpl w:val="FA006322"/>
+    <w:lvl w:ilvl="0" w:tplc="EC1474A2">
+      <w:numFmt w:val="bullet"/>
+      <w:lvlText w:val="-"/>
+      <w:lvlJc w:val="left"/>
+      <w:pPr>
+        <w:ind w:left="720" w:hanging="360"/>
+      </w:pPr>
+      <w:rPr>
+        <w:rFonts w:ascii="Aptos" w:eastAsiaTheme="minorHAnsi" w:hAnsi="Aptos" w:cstheme="minorBidi" w:hint="default"/>
+      </w:rPr>
+    </w:lvl>
+    <w:lvl w:ilvl="1" w:tplc="0C090003" w:tentative="1">
+      <w:start w:val="1"/>
+      <w:numFmt w:val="bullet"/>
+      <w:lvlText w:val="o"/>
+      <w:lvlJc w:val="left"/>
+      <w:pPr>
+        <w:ind w:left="1440" w:hanging="360"/>
+      </w:pPr>
+      <w:rPr>
+        <w:rFonts w:ascii="Courier New" w:hAnsi="Courier New" w:cs="Courier New" w:hint="default"/>
+      </w:rPr>
+    </w:lvl>
+    <w:lvl w:ilvl="2" w:tplc="0C090005" w:tentative="1">
+      <w:start w:val="1"/>
+      <w:numFmt w:val="bullet"/>
+      <w:lvlText w:val=""/>
+      <w:lvlJc w:val="left"/>
+      <w:pPr>
+        <w:ind w:left="2160" w:hanging="360"/>
+      </w:pPr>
+      <w:rPr>
+        <w:rFonts w:ascii="Wingdings" w:hAnsi="Wingdings" w:hint="default"/>
+      </w:rPr>
+    </w:lvl>
+    <w:lvl w:ilvl="3" w:tplc="0C090001" w:tentative="1">
+      <w:start w:val="1"/>
+      <w:numFmt w:val="bullet"/>
+      <w:lvlText w:val=""/>
+      <w:lvlJc w:val="left"/>
+      <w:pPr>
+        <w:ind w:left="2880" w:hanging="360"/>
+      </w:pPr>
+      <w:rPr>
+        <w:rFonts w:ascii="Symbol" w:hAnsi="Symbol" w:hint="default"/>
+      </w:rPr>
+    </w:lvl>
+    <w:lvl w:ilvl="4" w:tplc="0C090003" w:tentative="1">
+      <w:start w:val="1"/>
+      <w:numFmt w:val="bullet"/>
+      <w:lvlText w:val="o"/>
+      <w:lvlJc w:val="left"/>
+      <w:pPr>
+        <w:ind w:left="3600" w:hanging="360"/>
+      </w:pPr>
+      <w:rPr>
+        <w:rFonts w:ascii="Courier New" w:hAnsi="Courier New" w:cs="Courier New" w:hint="default"/>
+      </w:rPr>
+    </w:lvl>
+    <w:lvl w:ilvl="5" w:tplc="0C090005" w:tentative="1">
+      <w:start w:val="1"/>
+      <w:numFmt w:val="bullet"/>
+      <w:lvlText w:val=""/>
+      <w:lvlJc w:val="left"/>
+      <w:pPr>
+        <w:ind w:left="4320" w:hanging="360"/>
+      </w:pPr>
+      <w:rPr>
+        <w:rFonts w:ascii="Wingdings" w:hAnsi="Wingdings" w:hint="default"/>
+      </w:rPr>
+    </w:lvl>
+    <w:lvl w:ilvl="6" w:tplc="0C090001" w:tentative="1">
+      <w:start w:val="1"/>
+      <w:numFmt w:val="bullet"/>
+      <w:lvlText w:val=""/>
+      <w:lvlJc w:val="left"/>
+      <w:pPr>
+        <w:ind w:left="5040" w:hanging="360"/>
+      </w:pPr>
+      <w:rPr>
+        <w:rFonts w:ascii="Symbol" w:hAnsi="Symbol" w:hint="default"/>
+      </w:rPr>
+    </w:lvl>
+    <w:lvl w:ilvl="7" w:tplc="0C090003" w:tentative="1">
+      <w:start w:val="1"/>
+      <w:numFmt w:val="bullet"/>
+      <w:lvlText w:val="o"/>
+      <w:lvlJc w:val="left"/>
+      <w:pPr>
+        <w:ind w:left="5760" w:hanging="360"/>
+      </w:pPr>
+      <w:rPr>
+        <w:rFonts w:ascii="Courier New" w:hAnsi="Courier New" w:cs="Courier New" w:hint="default"/>
+      </w:rPr>
+    </w:lvl>
+    <w:lvl w:ilvl="8" w:tplc="0C090005" w:tentative="1">
+      <w:start w:val="1"/>
+      <w:numFmt w:val="bullet"/>
+      <w:lvlText w:val=""/>
+      <w:lvlJc w:val="left"/>
+      <w:pPr>
+        <w:ind w:left="6480" w:hanging="360"/>
+      </w:pPr>
+      <w:rPr>
+        <w:rFonts w:ascii="Wingdings" w:hAnsi="Wingdings" w:hint="default"/>
+      </w:rPr>
+    </w:lvl>
+  </w:abstractNum>
+  <w:num w:numId="1" w16cid:durableId="358891433">
+    <w:abstractNumId w:val="0"/>
+  </w:num>
+</w:numbering>
 </file>
 
 <file path=word/styles.xml><?xml version="1.0" encoding="utf-8"?>
